--- a/Assignment3/bai1.docx
+++ b/Assignment3/bai1.docx
@@ -71,6 +71,7 @@
     </w:p>
     <w:p>
       <w:pPr>
+        <w:shd w:val="clear" w:color="auto" w:fill="FFF2CC" w:themeFill="accent4" w:themeFillTint="33"/>
         <w:rPr>
           <w:rFonts w:ascii="Times New Roman" w:hAnsi="Times New Roman" w:cs="Times New Roman"/>
           <w:sz w:val="28"/>
@@ -122,6 +123,7 @@
     </w:p>
     <w:p>
       <w:pPr>
+        <w:shd w:val="clear" w:color="auto" w:fill="FFF2CC" w:themeFill="accent4" w:themeFillTint="33"/>
         <w:rPr>
           <w:rFonts w:ascii="Times New Roman" w:hAnsi="Times New Roman" w:cs="Times New Roman"/>
           <w:sz w:val="28"/>
@@ -200,6 +202,7 @@
     </w:p>
     <w:p>
       <w:pPr>
+        <w:shd w:val="clear" w:color="auto" w:fill="FFF2CC" w:themeFill="accent4" w:themeFillTint="33"/>
         <w:rPr>
           <w:rFonts w:ascii="Times New Roman" w:hAnsi="Times New Roman" w:cs="Times New Roman"/>
           <w:sz w:val="28"/>
@@ -303,6 +306,7 @@
     </w:p>
     <w:p>
       <w:pPr>
+        <w:shd w:val="clear" w:color="auto" w:fill="FFF2CC" w:themeFill="accent4" w:themeFillTint="33"/>
         <w:rPr>
           <w:rFonts w:ascii="Times New Roman" w:hAnsi="Times New Roman" w:cs="Times New Roman"/>
           <w:sz w:val="28"/>
@@ -365,6 +369,7 @@
     </w:p>
     <w:p>
       <w:pPr>
+        <w:shd w:val="clear" w:color="auto" w:fill="FFF2CC" w:themeFill="accent4" w:themeFillTint="33"/>
         <w:rPr>
           <w:rFonts w:ascii="Times New Roman" w:hAnsi="Times New Roman" w:cs="Times New Roman"/>
           <w:sz w:val="28"/>
@@ -1086,6 +1091,62 @@
           <w:sz w:val="28"/>
           <w:szCs w:val="28"/>
         </w:rPr>
+        <w:t>Phương thức:</w:t>
+      </w:r>
+    </w:p>
+    <w:p>
+      <w:pPr>
+        <w:pStyle w:val="ListParagraph"/>
+        <w:numPr>
+          <w:ilvl w:val="0"/>
+          <w:numId w:val="1"/>
+        </w:numPr>
+        <w:rPr>
+          <w:rFonts w:ascii="Times New Roman" w:hAnsi="Times New Roman" w:cs="Times New Roman"/>
+          <w:sz w:val="28"/>
+          <w:szCs w:val="28"/>
+        </w:rPr>
+      </w:pPr>
+      <w:r>
+        <w:rPr>
+          <w:rFonts w:ascii="Times New Roman" w:hAnsi="Times New Roman" w:cs="Times New Roman"/>
+          <w:sz w:val="28"/>
+          <w:szCs w:val="28"/>
+        </w:rPr>
+        <w:t>Kiểm tra thông tin sách</w:t>
+      </w:r>
+    </w:p>
+    <w:p>
+      <w:pPr>
+        <w:ind w:left="360"/>
+        <w:rPr>
+          <w:rFonts w:ascii="Times New Roman" w:hAnsi="Times New Roman" w:cs="Times New Roman"/>
+          <w:b/>
+          <w:bCs/>
+          <w:sz w:val="28"/>
+          <w:szCs w:val="28"/>
+        </w:rPr>
+      </w:pPr>
+    </w:p>
+    <w:p>
+      <w:pPr>
+        <w:ind w:left="360"/>
+        <w:rPr>
+          <w:rFonts w:ascii="Times New Roman" w:hAnsi="Times New Roman" w:cs="Times New Roman"/>
+          <w:b/>
+          <w:bCs/>
+          <w:sz w:val="28"/>
+          <w:szCs w:val="28"/>
+        </w:rPr>
+      </w:pPr>
+      <w:r>
+        <w:rPr>
+          <w:rFonts w:ascii="Times New Roman" w:hAnsi="Times New Roman" w:cs="Times New Roman"/>
+          <w:b/>
+          <w:bCs/>
+          <w:sz w:val="28"/>
+          <w:szCs w:val="28"/>
+        </w:rPr>
         <w:t>DocGia (Reader)</w:t>
       </w:r>
     </w:p>
@@ -1436,41 +1497,124 @@
           <w:sz w:val="28"/>
           <w:szCs w:val="28"/>
         </w:rPr>
+        <w:t>Phương thức:</w:t>
+      </w:r>
+    </w:p>
+    <w:p>
+      <w:pPr>
+        <w:pStyle w:val="ListParagraph"/>
+        <w:numPr>
+          <w:ilvl w:val="0"/>
+          <w:numId w:val="1"/>
+        </w:numPr>
+        <w:rPr>
+          <w:rFonts w:ascii="Times New Roman" w:hAnsi="Times New Roman" w:cs="Times New Roman"/>
+          <w:sz w:val="28"/>
+          <w:szCs w:val="28"/>
+        </w:rPr>
+      </w:pPr>
+      <w:r>
+        <w:rPr>
+          <w:rFonts w:ascii="Times New Roman" w:hAnsi="Times New Roman" w:cs="Times New Roman"/>
+          <w:sz w:val="28"/>
+          <w:szCs w:val="28"/>
+        </w:rPr>
+        <w:t>Kiểm tra thông tin độc giả</w:t>
+      </w:r>
+    </w:p>
+    <w:p>
+      <w:pPr>
+        <w:ind w:left="360"/>
+        <w:rPr>
+          <w:rFonts w:ascii="Times New Roman" w:hAnsi="Times New Roman" w:cs="Times New Roman"/>
+          <w:b/>
+          <w:bCs/>
+          <w:sz w:val="28"/>
+          <w:szCs w:val="28"/>
+        </w:rPr>
+      </w:pPr>
+    </w:p>
+    <w:p>
+      <w:pPr>
+        <w:ind w:left="360"/>
+        <w:rPr>
+          <w:rFonts w:ascii="Times New Roman" w:hAnsi="Times New Roman" w:cs="Times New Roman"/>
+          <w:b/>
+          <w:bCs/>
+          <w:sz w:val="28"/>
+          <w:szCs w:val="28"/>
+        </w:rPr>
+      </w:pPr>
+    </w:p>
+    <w:p>
+      <w:pPr>
+        <w:ind w:left="360"/>
+        <w:rPr>
+          <w:rFonts w:ascii="Times New Roman" w:hAnsi="Times New Roman" w:cs="Times New Roman"/>
+          <w:b/>
+          <w:bCs/>
+          <w:sz w:val="28"/>
+          <w:szCs w:val="28"/>
+        </w:rPr>
+      </w:pPr>
+    </w:p>
+    <w:p>
+      <w:pPr>
+        <w:ind w:left="360"/>
+        <w:rPr>
+          <w:rFonts w:ascii="Times New Roman" w:hAnsi="Times New Roman" w:cs="Times New Roman"/>
+          <w:b/>
+          <w:bCs/>
+          <w:sz w:val="28"/>
+          <w:szCs w:val="28"/>
+        </w:rPr>
+      </w:pPr>
+    </w:p>
+    <w:p>
+      <w:pPr>
+        <w:ind w:left="360"/>
+        <w:rPr>
+          <w:rFonts w:ascii="Times New Roman" w:hAnsi="Times New Roman" w:cs="Times New Roman"/>
+          <w:b/>
+          <w:bCs/>
+          <w:sz w:val="28"/>
+          <w:szCs w:val="28"/>
+        </w:rPr>
+      </w:pPr>
+    </w:p>
+    <w:p>
+      <w:pPr>
+        <w:ind w:left="360"/>
+        <w:rPr>
+          <w:rFonts w:ascii="Times New Roman" w:hAnsi="Times New Roman" w:cs="Times New Roman"/>
+          <w:b/>
+          <w:bCs/>
+          <w:sz w:val="28"/>
+          <w:szCs w:val="28"/>
+        </w:rPr>
+      </w:pPr>
+    </w:p>
+    <w:p>
+      <w:pPr>
+        <w:ind w:left="360"/>
+        <w:rPr>
+          <w:rFonts w:ascii="Times New Roman" w:hAnsi="Times New Roman" w:cs="Times New Roman"/>
+          <w:b/>
+          <w:bCs/>
+          <w:sz w:val="28"/>
+          <w:szCs w:val="28"/>
+        </w:rPr>
+      </w:pPr>
+      <w:r>
+        <w:rPr>
+          <w:rFonts w:ascii="Times New Roman" w:hAnsi="Times New Roman" w:cs="Times New Roman"/>
+          <w:b/>
+          <w:bCs/>
+          <w:sz w:val="28"/>
+          <w:szCs w:val="28"/>
+        </w:rPr>
+        <w:lastRenderedPageBreak/>
         <w:t>ThuThu (Librarian)</w:t>
-      </w:r>
-    </w:p>
-    <w:p>
-      <w:pPr>
-        <w:ind w:left="360"/>
-        <w:rPr>
-          <w:rFonts w:ascii="Times New Roman" w:hAnsi="Times New Roman" w:cs="Times New Roman"/>
-          <w:b/>
-          <w:bCs/>
-          <w:sz w:val="28"/>
-          <w:szCs w:val="28"/>
-        </w:rPr>
-      </w:pPr>
-    </w:p>
-    <w:p>
-      <w:pPr>
-        <w:ind w:left="360"/>
-        <w:rPr>
-          <w:rFonts w:ascii="Times New Roman" w:hAnsi="Times New Roman" w:cs="Times New Roman"/>
-          <w:b/>
-          <w:bCs/>
-          <w:sz w:val="28"/>
-          <w:szCs w:val="28"/>
-        </w:rPr>
-      </w:pPr>
-      <w:r>
-        <w:rPr>
-          <w:rFonts w:ascii="Times New Roman" w:hAnsi="Times New Roman" w:cs="Times New Roman"/>
-          <w:b/>
-          <w:bCs/>
-          <w:sz w:val="28"/>
-          <w:szCs w:val="28"/>
-        </w:rPr>
-        <w:t>PhieuMuon (BorrowSlip)</w:t>
       </w:r>
     </w:p>
     <w:tbl>
@@ -1495,6 +1639,8 @@
               <w:jc w:val="center"/>
               <w:rPr>
                 <w:rFonts w:ascii="Times New Roman" w:hAnsi="Times New Roman" w:cs="Times New Roman"/>
+                <w:b/>
+                <w:bCs/>
                 <w:sz w:val="28"/>
                 <w:szCs w:val="28"/>
               </w:rPr>
@@ -1520,6 +1666,8 @@
               <w:jc w:val="center"/>
               <w:rPr>
                 <w:rFonts w:ascii="Times New Roman" w:hAnsi="Times New Roman" w:cs="Times New Roman"/>
+                <w:b/>
+                <w:bCs/>
                 <w:sz w:val="28"/>
                 <w:szCs w:val="28"/>
               </w:rPr>
@@ -1556,7 +1704,7 @@
                 <w:sz w:val="28"/>
                 <w:szCs w:val="28"/>
               </w:rPr>
-              <w:t>slipId</w:t>
+              <w:t>librarianId</w:t>
             </w:r>
           </w:p>
         </w:tc>
@@ -1604,7 +1752,7 @@
                 <w:sz w:val="28"/>
                 <w:szCs w:val="28"/>
               </w:rPr>
-              <w:t>reader</w:t>
+              <w:t>librarianName</w:t>
             </w:r>
           </w:p>
         </w:tc>
@@ -1627,7 +1775,215 @@
                 <w:sz w:val="28"/>
                 <w:szCs w:val="28"/>
               </w:rPr>
-              <w:t>Reader</w:t>
+              <w:t>String</w:t>
+            </w:r>
+          </w:p>
+        </w:tc>
+      </w:tr>
+    </w:tbl>
+    <w:p>
+      <w:pPr>
+        <w:ind w:left="360"/>
+        <w:rPr>
+          <w:rFonts w:ascii="Times New Roman" w:hAnsi="Times New Roman" w:cs="Times New Roman"/>
+          <w:b/>
+          <w:bCs/>
+          <w:sz w:val="28"/>
+          <w:szCs w:val="28"/>
+        </w:rPr>
+      </w:pPr>
+    </w:p>
+    <w:p>
+      <w:pPr>
+        <w:ind w:left="360"/>
+        <w:rPr>
+          <w:rFonts w:ascii="Times New Roman" w:hAnsi="Times New Roman" w:cs="Times New Roman"/>
+          <w:b/>
+          <w:bCs/>
+          <w:sz w:val="28"/>
+          <w:szCs w:val="28"/>
+        </w:rPr>
+      </w:pPr>
+      <w:r>
+        <w:rPr>
+          <w:rFonts w:ascii="Times New Roman" w:hAnsi="Times New Roman" w:cs="Times New Roman"/>
+          <w:b/>
+          <w:bCs/>
+          <w:sz w:val="28"/>
+          <w:szCs w:val="28"/>
+        </w:rPr>
+        <w:t>Phương thức:</w:t>
+      </w:r>
+    </w:p>
+    <w:p>
+      <w:pPr>
+        <w:pStyle w:val="ListParagraph"/>
+        <w:numPr>
+          <w:ilvl w:val="0"/>
+          <w:numId w:val="1"/>
+        </w:numPr>
+        <w:rPr>
+          <w:rFonts w:ascii="Times New Roman" w:hAnsi="Times New Roman" w:cs="Times New Roman"/>
+          <w:sz w:val="28"/>
+          <w:szCs w:val="28"/>
+        </w:rPr>
+      </w:pPr>
+      <w:r>
+        <w:rPr>
+          <w:rFonts w:ascii="Times New Roman" w:hAnsi="Times New Roman" w:cs="Times New Roman"/>
+          <w:sz w:val="28"/>
+          <w:szCs w:val="28"/>
+        </w:rPr>
+        <w:t>Cập nhật số lượng sách</w:t>
+      </w:r>
+    </w:p>
+    <w:p>
+      <w:pPr>
+        <w:pStyle w:val="ListParagraph"/>
+        <w:numPr>
+          <w:ilvl w:val="0"/>
+          <w:numId w:val="1"/>
+        </w:numPr>
+        <w:rPr>
+          <w:rFonts w:ascii="Times New Roman" w:hAnsi="Times New Roman" w:cs="Times New Roman"/>
+          <w:sz w:val="28"/>
+          <w:szCs w:val="28"/>
+        </w:rPr>
+      </w:pPr>
+      <w:r>
+        <w:rPr>
+          <w:rFonts w:ascii="Times New Roman" w:hAnsi="Times New Roman" w:cs="Times New Roman"/>
+          <w:sz w:val="28"/>
+          <w:szCs w:val="28"/>
+        </w:rPr>
+        <w:t>Tạo phiếu mượn</w:t>
+      </w:r>
+    </w:p>
+    <w:p>
+      <w:pPr>
+        <w:pStyle w:val="ListParagraph"/>
+        <w:numPr>
+          <w:ilvl w:val="0"/>
+          <w:numId w:val="1"/>
+        </w:numPr>
+        <w:rPr>
+          <w:rFonts w:ascii="Times New Roman" w:hAnsi="Times New Roman" w:cs="Times New Roman"/>
+          <w:sz w:val="28"/>
+          <w:szCs w:val="28"/>
+        </w:rPr>
+      </w:pPr>
+      <w:r>
+        <w:rPr>
+          <w:rFonts w:ascii="Times New Roman" w:hAnsi="Times New Roman" w:cs="Times New Roman"/>
+          <w:sz w:val="28"/>
+          <w:szCs w:val="28"/>
+        </w:rPr>
+        <w:t>Tính thời gian trả sách – ngày trễ</w:t>
+      </w:r>
+    </w:p>
+    <w:p>
+      <w:pPr>
+        <w:pStyle w:val="ListParagraph"/>
+        <w:numPr>
+          <w:ilvl w:val="0"/>
+          <w:numId w:val="1"/>
+        </w:numPr>
+        <w:rPr>
+          <w:rFonts w:ascii="Times New Roman" w:hAnsi="Times New Roman" w:cs="Times New Roman"/>
+          <w:sz w:val="28"/>
+          <w:szCs w:val="28"/>
+        </w:rPr>
+      </w:pPr>
+      <w:r>
+        <w:rPr>
+          <w:rFonts w:ascii="Times New Roman" w:hAnsi="Times New Roman" w:cs="Times New Roman"/>
+          <w:sz w:val="28"/>
+          <w:szCs w:val="28"/>
+        </w:rPr>
+        <w:t>Tính tiền phạt (Nếu có)</w:t>
+      </w:r>
+    </w:p>
+    <w:p>
+      <w:pPr>
+        <w:ind w:left="360"/>
+        <w:rPr>
+          <w:rFonts w:ascii="Times New Roman" w:hAnsi="Times New Roman" w:cs="Times New Roman"/>
+          <w:b/>
+          <w:bCs/>
+          <w:sz w:val="28"/>
+          <w:szCs w:val="28"/>
+        </w:rPr>
+      </w:pPr>
+      <w:r>
+        <w:rPr>
+          <w:rFonts w:ascii="Times New Roman" w:hAnsi="Times New Roman" w:cs="Times New Roman"/>
+          <w:b/>
+          <w:bCs/>
+          <w:sz w:val="28"/>
+          <w:szCs w:val="28"/>
+        </w:rPr>
+        <w:t>PhieuMuon (BorrowSlip)</w:t>
+      </w:r>
+    </w:p>
+    <w:tbl>
+      <w:tblPr>
+        <w:tblStyle w:val="TableGrid"/>
+        <w:tblW w:w="0" w:type="auto"/>
+        <w:tblInd w:w="360" w:type="dxa"/>
+        <w:tblLook w:val="04A0" w:firstRow="1" w:lastRow="0" w:firstColumn="1" w:lastColumn="0" w:noHBand="0" w:noVBand="1"/>
+      </w:tblPr>
+      <w:tblGrid>
+        <w:gridCol w:w="4495"/>
+        <w:gridCol w:w="4495"/>
+      </w:tblGrid>
+      <w:tr>
+        <w:tc>
+          <w:tcPr>
+            <w:tcW w:w="4495" w:type="dxa"/>
+            <w:shd w:val="clear" w:color="auto" w:fill="FFF2CC" w:themeFill="accent4" w:themeFillTint="33"/>
+          </w:tcPr>
+          <w:p>
+            <w:pPr>
+              <w:jc w:val="center"/>
+              <w:rPr>
+                <w:rFonts w:ascii="Times New Roman" w:hAnsi="Times New Roman" w:cs="Times New Roman"/>
+                <w:sz w:val="28"/>
+                <w:szCs w:val="28"/>
+              </w:rPr>
+            </w:pPr>
+            <w:r>
+              <w:rPr>
+                <w:rFonts w:ascii="Times New Roman" w:hAnsi="Times New Roman" w:cs="Times New Roman"/>
+                <w:color w:val="000000" w:themeColor="text1"/>
+                <w:sz w:val="26"/>
+                <w:szCs w:val="26"/>
+              </w:rPr>
+              <w:t>Thuộc tính</w:t>
+            </w:r>
+          </w:p>
+        </w:tc>
+        <w:tc>
+          <w:tcPr>
+            <w:tcW w:w="4495" w:type="dxa"/>
+            <w:shd w:val="clear" w:color="auto" w:fill="FFF2CC" w:themeFill="accent4" w:themeFillTint="33"/>
+          </w:tcPr>
+          <w:p>
+            <w:pPr>
+              <w:jc w:val="center"/>
+              <w:rPr>
+                <w:rFonts w:ascii="Times New Roman" w:hAnsi="Times New Roman" w:cs="Times New Roman"/>
+                <w:sz w:val="28"/>
+                <w:szCs w:val="28"/>
+              </w:rPr>
+            </w:pPr>
+            <w:r>
+              <w:rPr>
+                <w:rFonts w:ascii="Times New Roman" w:hAnsi="Times New Roman" w:cs="Times New Roman"/>
+                <w:color w:val="000000" w:themeColor="text1"/>
+                <w:sz w:val="26"/>
+                <w:szCs w:val="26"/>
+              </w:rPr>
+              <w:t>Kiểu dữ liệu</w:t>
             </w:r>
           </w:p>
         </w:tc>
@@ -1652,7 +2008,7 @@
                 <w:sz w:val="28"/>
                 <w:szCs w:val="28"/>
               </w:rPr>
-              <w:t>book</w:t>
+              <w:t>slipId</w:t>
             </w:r>
           </w:p>
         </w:tc>
@@ -1675,7 +2031,7 @@
                 <w:sz w:val="28"/>
                 <w:szCs w:val="28"/>
               </w:rPr>
-              <w:t>Book</w:t>
+              <w:t>int</w:t>
             </w:r>
           </w:p>
         </w:tc>
@@ -1700,7 +2056,7 @@
                 <w:sz w:val="28"/>
                 <w:szCs w:val="28"/>
               </w:rPr>
-              <w:t>borrowDate</w:t>
+              <w:t>reader</w:t>
             </w:r>
           </w:p>
         </w:tc>
@@ -1723,7 +2079,7 @@
                 <w:sz w:val="28"/>
                 <w:szCs w:val="28"/>
               </w:rPr>
-              <w:t>String</w:t>
+              <w:t>Reader</w:t>
             </w:r>
           </w:p>
         </w:tc>
@@ -1748,6 +2104,102 @@
                 <w:sz w:val="28"/>
                 <w:szCs w:val="28"/>
               </w:rPr>
+              <w:t>book</w:t>
+            </w:r>
+          </w:p>
+        </w:tc>
+        <w:tc>
+          <w:tcPr>
+            <w:tcW w:w="4495" w:type="dxa"/>
+          </w:tcPr>
+          <w:p>
+            <w:pPr>
+              <w:jc w:val="center"/>
+              <w:rPr>
+                <w:rFonts w:ascii="Times New Roman" w:hAnsi="Times New Roman" w:cs="Times New Roman"/>
+                <w:sz w:val="28"/>
+                <w:szCs w:val="28"/>
+              </w:rPr>
+            </w:pPr>
+            <w:r>
+              <w:rPr>
+                <w:rFonts w:ascii="Times New Roman" w:hAnsi="Times New Roman" w:cs="Times New Roman"/>
+                <w:sz w:val="28"/>
+                <w:szCs w:val="28"/>
+              </w:rPr>
+              <w:t>Book</w:t>
+            </w:r>
+          </w:p>
+        </w:tc>
+      </w:tr>
+      <w:tr>
+        <w:tc>
+          <w:tcPr>
+            <w:tcW w:w="4495" w:type="dxa"/>
+          </w:tcPr>
+          <w:p>
+            <w:pPr>
+              <w:jc w:val="center"/>
+              <w:rPr>
+                <w:rFonts w:ascii="Times New Roman" w:hAnsi="Times New Roman" w:cs="Times New Roman"/>
+                <w:sz w:val="28"/>
+                <w:szCs w:val="28"/>
+              </w:rPr>
+            </w:pPr>
+            <w:r>
+              <w:rPr>
+                <w:rFonts w:ascii="Times New Roman" w:hAnsi="Times New Roman" w:cs="Times New Roman"/>
+                <w:sz w:val="28"/>
+                <w:szCs w:val="28"/>
+              </w:rPr>
+              <w:t>borrowDate</w:t>
+            </w:r>
+          </w:p>
+        </w:tc>
+        <w:tc>
+          <w:tcPr>
+            <w:tcW w:w="4495" w:type="dxa"/>
+          </w:tcPr>
+          <w:p>
+            <w:pPr>
+              <w:jc w:val="center"/>
+              <w:rPr>
+                <w:rFonts w:ascii="Times New Roman" w:hAnsi="Times New Roman" w:cs="Times New Roman"/>
+                <w:sz w:val="28"/>
+                <w:szCs w:val="28"/>
+              </w:rPr>
+            </w:pPr>
+            <w:r>
+              <w:rPr>
+                <w:rFonts w:ascii="Times New Roman" w:hAnsi="Times New Roman" w:cs="Times New Roman"/>
+                <w:sz w:val="28"/>
+                <w:szCs w:val="28"/>
+              </w:rPr>
+              <w:t>String</w:t>
+            </w:r>
+          </w:p>
+        </w:tc>
+      </w:tr>
+      <w:tr>
+        <w:tc>
+          <w:tcPr>
+            <w:tcW w:w="4495" w:type="dxa"/>
+          </w:tcPr>
+          <w:p>
+            <w:pPr>
+              <w:jc w:val="center"/>
+              <w:rPr>
+                <w:rFonts w:ascii="Times New Roman" w:hAnsi="Times New Roman" w:cs="Times New Roman"/>
+                <w:sz w:val="28"/>
+                <w:szCs w:val="28"/>
+              </w:rPr>
+            </w:pPr>
+            <w:r>
+              <w:rPr>
+                <w:rFonts w:ascii="Times New Roman" w:hAnsi="Times New Roman" w:cs="Times New Roman"/>
+                <w:sz w:val="28"/>
+                <w:szCs w:val="28"/>
+              </w:rPr>
               <w:t>dueDate</w:t>
             </w:r>
           </w:p>
@@ -1808,9 +2260,372 @@
           <w:sz w:val="28"/>
           <w:szCs w:val="28"/>
         </w:rPr>
+        <w:t>Phương thức:</w:t>
+      </w:r>
+    </w:p>
+    <w:p>
+      <w:pPr>
+        <w:pStyle w:val="ListParagraph"/>
+        <w:numPr>
+          <w:ilvl w:val="0"/>
+          <w:numId w:val="1"/>
+        </w:numPr>
+        <w:rPr>
+          <w:rFonts w:ascii="Times New Roman" w:hAnsi="Times New Roman" w:cs="Times New Roman"/>
+          <w:b/>
+          <w:bCs/>
+          <w:sz w:val="28"/>
+          <w:szCs w:val="28"/>
+        </w:rPr>
+      </w:pPr>
+      <w:r>
+        <w:rPr>
+          <w:rFonts w:ascii="Times New Roman" w:hAnsi="Times New Roman" w:cs="Times New Roman"/>
+          <w:sz w:val="28"/>
+          <w:szCs w:val="28"/>
+        </w:rPr>
+        <w:t>Kiểm tra thông tin phiếu mượn</w:t>
+      </w:r>
+    </w:p>
+    <w:p>
+      <w:pPr>
+        <w:ind w:left="360"/>
+        <w:rPr>
+          <w:rFonts w:ascii="Times New Roman" w:hAnsi="Times New Roman" w:cs="Times New Roman"/>
+          <w:b/>
+          <w:bCs/>
+          <w:sz w:val="28"/>
+          <w:szCs w:val="28"/>
+        </w:rPr>
+      </w:pPr>
+    </w:p>
+    <w:p>
+      <w:pPr>
+        <w:ind w:left="360"/>
+        <w:rPr>
+          <w:rFonts w:ascii="Times New Roman" w:hAnsi="Times New Roman" w:cs="Times New Roman"/>
+          <w:b/>
+          <w:bCs/>
+          <w:sz w:val="28"/>
+          <w:szCs w:val="28"/>
+        </w:rPr>
+      </w:pPr>
+    </w:p>
+    <w:p>
+      <w:pPr>
+        <w:ind w:left="360"/>
+        <w:rPr>
+          <w:rFonts w:ascii="Times New Roman" w:hAnsi="Times New Roman" w:cs="Times New Roman"/>
+          <w:b/>
+          <w:bCs/>
+          <w:sz w:val="28"/>
+          <w:szCs w:val="28"/>
+        </w:rPr>
+      </w:pPr>
+    </w:p>
+    <w:p>
+      <w:pPr>
+        <w:ind w:left="360"/>
+        <w:rPr>
+          <w:rFonts w:ascii="Times New Roman" w:hAnsi="Times New Roman" w:cs="Times New Roman"/>
+          <w:b/>
+          <w:bCs/>
+          <w:sz w:val="28"/>
+          <w:szCs w:val="28"/>
+        </w:rPr>
+      </w:pPr>
+    </w:p>
+    <w:p>
+      <w:pPr>
+        <w:ind w:left="360"/>
+        <w:rPr>
+          <w:rFonts w:ascii="Times New Roman" w:hAnsi="Times New Roman" w:cs="Times New Roman"/>
+          <w:b/>
+          <w:bCs/>
+          <w:sz w:val="28"/>
+          <w:szCs w:val="28"/>
+        </w:rPr>
+      </w:pPr>
+    </w:p>
+    <w:p>
+      <w:pPr>
+        <w:ind w:left="360"/>
+        <w:rPr>
+          <w:rFonts w:ascii="Times New Roman" w:hAnsi="Times New Roman" w:cs="Times New Roman"/>
+          <w:b/>
+          <w:bCs/>
+          <w:sz w:val="28"/>
+          <w:szCs w:val="28"/>
+        </w:rPr>
+      </w:pPr>
+    </w:p>
+    <w:p>
+      <w:pPr>
+        <w:ind w:left="360"/>
+        <w:rPr>
+          <w:rFonts w:ascii="Times New Roman" w:hAnsi="Times New Roman" w:cs="Times New Roman"/>
+          <w:b/>
+          <w:bCs/>
+          <w:sz w:val="28"/>
+          <w:szCs w:val="28"/>
+        </w:rPr>
+      </w:pPr>
+    </w:p>
+    <w:p>
+      <w:pPr>
+        <w:ind w:left="360"/>
+        <w:rPr>
+          <w:rFonts w:ascii="Times New Roman" w:hAnsi="Times New Roman" w:cs="Times New Roman"/>
+          <w:b/>
+          <w:bCs/>
+          <w:sz w:val="28"/>
+          <w:szCs w:val="28"/>
+        </w:rPr>
+      </w:pPr>
+    </w:p>
+    <w:p>
+      <w:pPr>
+        <w:ind w:left="360"/>
+        <w:rPr>
+          <w:rFonts w:ascii="Times New Roman" w:hAnsi="Times New Roman" w:cs="Times New Roman"/>
+          <w:b/>
+          <w:bCs/>
+          <w:sz w:val="28"/>
+          <w:szCs w:val="28"/>
+        </w:rPr>
+      </w:pPr>
+    </w:p>
+    <w:p>
+      <w:pPr>
+        <w:ind w:left="360"/>
+        <w:rPr>
+          <w:rFonts w:ascii="Times New Roman" w:hAnsi="Times New Roman" w:cs="Times New Roman"/>
+          <w:b/>
+          <w:bCs/>
+          <w:sz w:val="28"/>
+          <w:szCs w:val="28"/>
+        </w:rPr>
+      </w:pPr>
+      <w:r>
+        <w:rPr>
+          <w:rFonts w:ascii="Times New Roman" w:hAnsi="Times New Roman" w:cs="Times New Roman"/>
+          <w:b/>
+          <w:bCs/>
+          <w:sz w:val="28"/>
+          <w:szCs w:val="28"/>
+        </w:rPr>
+        <w:lastRenderedPageBreak/>
         <w:t>ThuVien (Library)</w:t>
       </w:r>
     </w:p>
+    <w:tbl>
+      <w:tblPr>
+        <w:tblStyle w:val="TableGrid"/>
+        <w:tblW w:w="0" w:type="auto"/>
+        <w:tblInd w:w="360" w:type="dxa"/>
+        <w:tblLook w:val="04A0" w:firstRow="1" w:lastRow="0" w:firstColumn="1" w:lastColumn="0" w:noHBand="0" w:noVBand="1"/>
+      </w:tblPr>
+      <w:tblGrid>
+        <w:gridCol w:w="4495"/>
+        <w:gridCol w:w="4495"/>
+      </w:tblGrid>
+      <w:tr>
+        <w:tc>
+          <w:tcPr>
+            <w:tcW w:w="4495" w:type="dxa"/>
+            <w:shd w:val="clear" w:color="auto" w:fill="FFF2CC" w:themeFill="accent4" w:themeFillTint="33"/>
+          </w:tcPr>
+          <w:p>
+            <w:pPr>
+              <w:jc w:val="center"/>
+              <w:rPr>
+                <w:rFonts w:ascii="Times New Roman" w:hAnsi="Times New Roman" w:cs="Times New Roman"/>
+                <w:sz w:val="28"/>
+                <w:szCs w:val="28"/>
+              </w:rPr>
+            </w:pPr>
+            <w:r>
+              <w:rPr>
+                <w:rFonts w:ascii="Times New Roman" w:hAnsi="Times New Roman" w:cs="Times New Roman"/>
+                <w:color w:val="000000" w:themeColor="text1"/>
+                <w:sz w:val="26"/>
+                <w:szCs w:val="26"/>
+              </w:rPr>
+              <w:t>Thuộc tính</w:t>
+            </w:r>
+          </w:p>
+        </w:tc>
+        <w:tc>
+          <w:tcPr>
+            <w:tcW w:w="4495" w:type="dxa"/>
+            <w:shd w:val="clear" w:color="auto" w:fill="FFF2CC" w:themeFill="accent4" w:themeFillTint="33"/>
+          </w:tcPr>
+          <w:p>
+            <w:pPr>
+              <w:jc w:val="center"/>
+              <w:rPr>
+                <w:rFonts w:ascii="Times New Roman" w:hAnsi="Times New Roman" w:cs="Times New Roman"/>
+                <w:sz w:val="28"/>
+                <w:szCs w:val="28"/>
+              </w:rPr>
+            </w:pPr>
+            <w:r>
+              <w:rPr>
+                <w:rFonts w:ascii="Times New Roman" w:hAnsi="Times New Roman" w:cs="Times New Roman"/>
+                <w:color w:val="000000" w:themeColor="text1"/>
+                <w:sz w:val="26"/>
+                <w:szCs w:val="26"/>
+              </w:rPr>
+              <w:t>Kiểu dữ liệu</w:t>
+            </w:r>
+          </w:p>
+        </w:tc>
+      </w:tr>
+      <w:tr>
+        <w:tc>
+          <w:tcPr>
+            <w:tcW w:w="4495" w:type="dxa"/>
+          </w:tcPr>
+          <w:p>
+            <w:pPr>
+              <w:jc w:val="center"/>
+              <w:rPr>
+                <w:rFonts w:ascii="Times New Roman" w:hAnsi="Times New Roman" w:cs="Times New Roman"/>
+                <w:sz w:val="28"/>
+                <w:szCs w:val="28"/>
+              </w:rPr>
+            </w:pPr>
+            <w:r>
+              <w:rPr>
+                <w:rFonts w:ascii="Times New Roman" w:hAnsi="Times New Roman" w:cs="Times New Roman"/>
+                <w:sz w:val="28"/>
+                <w:szCs w:val="28"/>
+              </w:rPr>
+              <w:t>listBook</w:t>
+            </w:r>
+          </w:p>
+        </w:tc>
+        <w:tc>
+          <w:tcPr>
+            <w:tcW w:w="4495" w:type="dxa"/>
+          </w:tcPr>
+          <w:p>
+            <w:pPr>
+              <w:jc w:val="center"/>
+              <w:rPr>
+                <w:rFonts w:ascii="Times New Roman" w:hAnsi="Times New Roman" w:cs="Times New Roman"/>
+                <w:sz w:val="28"/>
+                <w:szCs w:val="28"/>
+              </w:rPr>
+            </w:pPr>
+            <w:r>
+              <w:rPr>
+                <w:rFonts w:ascii="Times New Roman" w:hAnsi="Times New Roman" w:cs="Times New Roman"/>
+                <w:sz w:val="28"/>
+                <w:szCs w:val="28"/>
+              </w:rPr>
+              <w:t>ArrayList&lt;Book&gt;</w:t>
+            </w:r>
+          </w:p>
+        </w:tc>
+      </w:tr>
+      <w:tr>
+        <w:tc>
+          <w:tcPr>
+            <w:tcW w:w="4495" w:type="dxa"/>
+          </w:tcPr>
+          <w:p>
+            <w:pPr>
+              <w:jc w:val="center"/>
+              <w:rPr>
+                <w:rFonts w:ascii="Times New Roman" w:hAnsi="Times New Roman" w:cs="Times New Roman"/>
+                <w:sz w:val="28"/>
+                <w:szCs w:val="28"/>
+              </w:rPr>
+            </w:pPr>
+            <w:r>
+              <w:rPr>
+                <w:rFonts w:ascii="Times New Roman" w:hAnsi="Times New Roman" w:cs="Times New Roman"/>
+                <w:sz w:val="28"/>
+                <w:szCs w:val="28"/>
+              </w:rPr>
+              <w:t>listReader</w:t>
+            </w:r>
+          </w:p>
+        </w:tc>
+        <w:tc>
+          <w:tcPr>
+            <w:tcW w:w="4495" w:type="dxa"/>
+          </w:tcPr>
+          <w:p>
+            <w:pPr>
+              <w:jc w:val="center"/>
+              <w:rPr>
+                <w:rFonts w:ascii="Times New Roman" w:hAnsi="Times New Roman" w:cs="Times New Roman"/>
+                <w:sz w:val="28"/>
+                <w:szCs w:val="28"/>
+              </w:rPr>
+            </w:pPr>
+            <w:r>
+              <w:rPr>
+                <w:rFonts w:ascii="Times New Roman" w:hAnsi="Times New Roman" w:cs="Times New Roman"/>
+                <w:sz w:val="28"/>
+                <w:szCs w:val="28"/>
+              </w:rPr>
+              <w:t>ArrayList&lt;Reader&gt;</w:t>
+            </w:r>
+          </w:p>
+        </w:tc>
+      </w:tr>
+      <w:tr>
+        <w:tc>
+          <w:tcPr>
+            <w:tcW w:w="4495" w:type="dxa"/>
+          </w:tcPr>
+          <w:p>
+            <w:pPr>
+              <w:jc w:val="center"/>
+              <w:rPr>
+                <w:rFonts w:ascii="Times New Roman" w:hAnsi="Times New Roman" w:cs="Times New Roman"/>
+                <w:sz w:val="28"/>
+                <w:szCs w:val="28"/>
+              </w:rPr>
+            </w:pPr>
+            <w:r>
+              <w:rPr>
+                <w:rFonts w:ascii="Times New Roman" w:hAnsi="Times New Roman" w:cs="Times New Roman"/>
+                <w:sz w:val="28"/>
+                <w:szCs w:val="28"/>
+              </w:rPr>
+              <w:t>listBorrowSlip</w:t>
+            </w:r>
+          </w:p>
+        </w:tc>
+        <w:tc>
+          <w:tcPr>
+            <w:tcW w:w="4495" w:type="dxa"/>
+          </w:tcPr>
+          <w:p>
+            <w:pPr>
+              <w:jc w:val="center"/>
+              <w:rPr>
+                <w:rFonts w:ascii="Times New Roman" w:hAnsi="Times New Roman" w:cs="Times New Roman"/>
+                <w:sz w:val="28"/>
+                <w:szCs w:val="28"/>
+              </w:rPr>
+            </w:pPr>
+            <w:r>
+              <w:rPr>
+                <w:rFonts w:ascii="Times New Roman" w:hAnsi="Times New Roman" w:cs="Times New Roman"/>
+                <w:sz w:val="28"/>
+                <w:szCs w:val="28"/>
+              </w:rPr>
+              <w:t>ArrayList&lt;BorrowSlip&gt;</w:t>
+            </w:r>
+          </w:p>
+        </w:tc>
+      </w:tr>
+    </w:tbl>
     <w:p>
       <w:pPr>
         <w:ind w:left="360"/>
@@ -1833,26 +2648,153 @@
           <w:szCs w:val="28"/>
         </w:rPr>
       </w:pPr>
-    </w:p>
-    <w:p>
-      <w:pPr>
-        <w:rPr>
-          <w:rFonts w:ascii="Times New Roman" w:hAnsi="Times New Roman" w:cs="Times New Roman"/>
-          <w:b/>
-          <w:bCs/>
-          <w:sz w:val="28"/>
-          <w:szCs w:val="28"/>
-        </w:rPr>
-      </w:pPr>
-      <w:r>
-        <w:rPr>
-          <w:rFonts w:ascii="Times New Roman" w:hAnsi="Times New Roman" w:cs="Times New Roman"/>
-          <w:b/>
-          <w:bCs/>
-          <w:sz w:val="28"/>
-          <w:szCs w:val="28"/>
-        </w:rPr>
-        <w:lastRenderedPageBreak/>
+      <w:r>
+        <w:rPr>
+          <w:rFonts w:ascii="Times New Roman" w:hAnsi="Times New Roman" w:cs="Times New Roman"/>
+          <w:b/>
+          <w:bCs/>
+          <w:sz w:val="28"/>
+          <w:szCs w:val="28"/>
+        </w:rPr>
+        <w:t>Phương thức:</w:t>
+      </w:r>
+    </w:p>
+    <w:p>
+      <w:pPr>
+        <w:pStyle w:val="ListParagraph"/>
+        <w:numPr>
+          <w:ilvl w:val="0"/>
+          <w:numId w:val="1"/>
+        </w:numPr>
+        <w:rPr>
+          <w:rFonts w:ascii="Times New Roman" w:hAnsi="Times New Roman" w:cs="Times New Roman"/>
+          <w:b/>
+          <w:bCs/>
+          <w:sz w:val="28"/>
+          <w:szCs w:val="28"/>
+        </w:rPr>
+      </w:pPr>
+      <w:r>
+        <w:rPr>
+          <w:rFonts w:ascii="Times New Roman" w:hAnsi="Times New Roman" w:cs="Times New Roman"/>
+          <w:sz w:val="28"/>
+          <w:szCs w:val="28"/>
+        </w:rPr>
+        <w:t>Quản lí sách</w:t>
+      </w:r>
+    </w:p>
+    <w:p>
+      <w:pPr>
+        <w:pStyle w:val="ListParagraph"/>
+        <w:numPr>
+          <w:ilvl w:val="0"/>
+          <w:numId w:val="1"/>
+        </w:numPr>
+        <w:rPr>
+          <w:rFonts w:ascii="Times New Roman" w:hAnsi="Times New Roman" w:cs="Times New Roman"/>
+          <w:b/>
+          <w:bCs/>
+          <w:sz w:val="28"/>
+          <w:szCs w:val="28"/>
+        </w:rPr>
+      </w:pPr>
+      <w:r>
+        <w:rPr>
+          <w:rFonts w:ascii="Times New Roman" w:hAnsi="Times New Roman" w:cs="Times New Roman"/>
+          <w:sz w:val="28"/>
+          <w:szCs w:val="28"/>
+        </w:rPr>
+        <w:t>Quản lí độc giả</w:t>
+      </w:r>
+    </w:p>
+    <w:p>
+      <w:pPr>
+        <w:pStyle w:val="ListParagraph"/>
+        <w:numPr>
+          <w:ilvl w:val="0"/>
+          <w:numId w:val="1"/>
+        </w:numPr>
+        <w:rPr>
+          <w:rFonts w:ascii="Times New Roman" w:hAnsi="Times New Roman" w:cs="Times New Roman"/>
+          <w:b/>
+          <w:bCs/>
+          <w:sz w:val="28"/>
+          <w:szCs w:val="28"/>
+        </w:rPr>
+      </w:pPr>
+      <w:r>
+        <w:rPr>
+          <w:rFonts w:ascii="Times New Roman" w:hAnsi="Times New Roman" w:cs="Times New Roman"/>
+          <w:sz w:val="28"/>
+          <w:szCs w:val="28"/>
+        </w:rPr>
+        <w:t>Quản lí mượn sách</w:t>
+      </w:r>
+    </w:p>
+    <w:p>
+      <w:pPr>
+        <w:pStyle w:val="ListParagraph"/>
+        <w:numPr>
+          <w:ilvl w:val="0"/>
+          <w:numId w:val="1"/>
+        </w:numPr>
+        <w:rPr>
+          <w:rFonts w:ascii="Times New Roman" w:hAnsi="Times New Roman" w:cs="Times New Roman"/>
+          <w:b/>
+          <w:bCs/>
+          <w:sz w:val="28"/>
+          <w:szCs w:val="28"/>
+        </w:rPr>
+      </w:pPr>
+      <w:r>
+        <w:rPr>
+          <w:rFonts w:ascii="Times New Roman" w:hAnsi="Times New Roman" w:cs="Times New Roman"/>
+          <w:sz w:val="28"/>
+          <w:szCs w:val="28"/>
+        </w:rPr>
+        <w:t>Tìm kiếm sách theo tên sách</w:t>
+      </w:r>
+    </w:p>
+    <w:p>
+      <w:pPr>
+        <w:rPr>
+          <w:rFonts w:ascii="Times New Roman" w:hAnsi="Times New Roman" w:cs="Times New Roman"/>
+          <w:b/>
+          <w:bCs/>
+          <w:sz w:val="28"/>
+          <w:szCs w:val="28"/>
+        </w:rPr>
+      </w:pPr>
+    </w:p>
+    <w:p>
+      <w:pPr>
+        <w:rPr>
+          <w:rFonts w:ascii="Times New Roman" w:hAnsi="Times New Roman" w:cs="Times New Roman"/>
+          <w:b/>
+          <w:bCs/>
+          <w:sz w:val="28"/>
+          <w:szCs w:val="28"/>
+        </w:rPr>
+      </w:pPr>
+    </w:p>
+    <w:p>
+      <w:pPr>
+        <w:rPr>
+          <w:rFonts w:ascii="Times New Roman" w:hAnsi="Times New Roman" w:cs="Times New Roman"/>
+          <w:b/>
+          <w:bCs/>
+          <w:sz w:val="28"/>
+          <w:szCs w:val="28"/>
+        </w:rPr>
+      </w:pPr>
+      <w:r>
+        <w:rPr>
+          <w:rFonts w:ascii="Times New Roman" w:hAnsi="Times New Roman" w:cs="Times New Roman"/>
+          <w:b/>
+          <w:bCs/>
+          <w:sz w:val="28"/>
+          <w:szCs w:val="28"/>
+        </w:rPr>
         <w:t>3</w:t>
       </w:r>
       <w:r>
@@ -1864,6 +2806,50 @@
           <w:szCs w:val="28"/>
         </w:rPr>
         <w:t>. Mô tả quan hệ liên kết: lớp nào chứa tham chiếu đến lớp nào.</w:t>
+      </w:r>
+    </w:p>
+    <w:p>
+      <w:pPr>
+        <w:rPr>
+          <w:rFonts w:ascii="Times New Roman" w:hAnsi="Times New Roman" w:cs="Times New Roman"/>
+          <w:sz w:val="28"/>
+          <w:szCs w:val="28"/>
+        </w:rPr>
+      </w:pPr>
+      <w:r>
+        <w:rPr>
+          <w:rFonts w:ascii="Times New Roman" w:hAnsi="Times New Roman" w:cs="Times New Roman"/>
+          <w:b/>
+          <w:bCs/>
+          <w:sz w:val="28"/>
+          <w:szCs w:val="28"/>
+        </w:rPr>
+        <w:t xml:space="preserve">- </w:t>
+      </w:r>
+      <w:r>
+        <w:rPr>
+          <w:rFonts w:ascii="Times New Roman" w:hAnsi="Times New Roman" w:cs="Times New Roman"/>
+          <w:sz w:val="28"/>
+          <w:szCs w:val="28"/>
+        </w:rPr>
+        <w:t xml:space="preserve"> Thủ thư thao tác với sách, phiếu mượn, đọc giả</w:t>
+      </w:r>
+    </w:p>
+    <w:p>
+      <w:pPr>
+        <w:rPr>
+          <w:rFonts w:ascii="Times New Roman" w:hAnsi="Times New Roman" w:cs="Times New Roman"/>
+          <w:sz w:val="28"/>
+          <w:szCs w:val="28"/>
+        </w:rPr>
+      </w:pPr>
+      <w:r>
+        <w:rPr>
+          <w:rFonts w:ascii="Times New Roman" w:hAnsi="Times New Roman" w:cs="Times New Roman"/>
+          <w:sz w:val="28"/>
+          <w:szCs w:val="28"/>
+        </w:rPr>
+        <w:t>-  Thư viện quản lí sách, đọc giả, tra cứu thông tin sách.</w:t>
       </w:r>
     </w:p>
     <w:sectPr>
